--- a/DBTUNING/ch31_SGA튜닝1_버퍼캐시_리두버퍼/ch31_실습문제.docx
+++ b/DBTUNING/ch31_SGA튜닝1_버퍼캐시_리두버퍼/ch31_실습문제.docx
@@ -7,7 +7,7 @@
         <w:pStyle w:val="Heading1"/>
       </w:pPr>
       <w:r>
-        <w:t>제17장  SGA 튜닝 ① 버퍼 캐시와 리두 로그 버퍼 — 실습문제</w:t>
+        <w:t>제ch31  SGA 튜닝 ① 버퍼 캐시와 리두 로그 버퍼 — 실습문제</w:t>
       </w:r>
     </w:p>
     <w:p>

--- a/DBTUNING/ch31_SGA튜닝1_버퍼캐시_리두버퍼/ch31_실습문제.docx
+++ b/DBTUNING/ch31_SGA튜닝1_버퍼캐시_리두버퍼/ch31_실습문제.docx
@@ -7,7 +7,7 @@
         <w:pStyle w:val="Heading1"/>
       </w:pPr>
       <w:r>
-        <w:t>제ch31  SGA 튜닝 ① 버퍼 캐시와 리두 로그 버퍼 — 실습문제</w:t>
+        <w:t>ch31  SGA 튜닝 ① 버퍼 캐시와 리두 로그 버퍼 — 실습문제</w:t>
       </w:r>
     </w:p>
     <w:p>
